--- a/docs/Argoz_CRM_Django_MVT_Technical_Software_Design_Document_v1.docx
+++ b/docs/Argoz_CRM_Django_MVT_Technical_Software_Design_Document_v1.docx
@@ -31821,9 +31821,17 @@
             </w:tcBorders>
           </w:tcPr>
           <w:p>
-            <w:proofErr w:type="spellStart"/>
-            <w:r>
-              <w:rPr>
+            <w:pPr>
+              <w:rPr>
+                <w:b/>
+                <w:bCs/>
+              </w:rPr>
+            </w:pPr>
+            <w:proofErr w:type="spellStart"/>
+            <w:r>
+              <w:rPr>
+                <w:b/>
+                <w:bCs/>
                 <w:sz w:val="16"/>
               </w:rPr>
               <w:t>recalculate_campaign_metrics</w:t>
@@ -42621,14 +42629,6 @@
       </w:tr>
     </w:tbl>
     <w:p/>
-    <w:p/>
-    <w:p>
-      <w:pPr>
-        <w:rPr>
-          <w:lang w:val="en-GB"/>
-        </w:rPr>
-      </w:pPr>
-    </w:p>
     <w:sectPr>
       <w:headerReference w:type="default" r:id="rId8"/>
       <w:footerReference w:type="default" r:id="rId9"/>
